--- a/pwc/submission/outputs/sample-internal-e2e/briefing.docx
+++ b/pwc/submission/outputs/sample-internal-e2e/briefing.docx
@@ -40,7 +40,7 @@
     </w:p>
     <w:p>
       <w:pPr>
-        <w:spacing w:after="600"/>
+        <w:spacing w:after="160"/>
       </w:pPr>
       <w:r>
         <w:rPr>
@@ -50,6 +50,19 @@
           <w:szCs w:val="20"/>
         </w:rPr>
         <w:t xml:space="preserve">대외비 · Confidential</w:t>
+      </w:r>
+    </w:p>
+    <w:p>
+      <w:pPr>
+        <w:spacing w:after="600"/>
+      </w:pPr>
+      <w:r>
+        <w:rPr>
+          <w:color w:val="595959"/>
+          <w:sz w:val="20"/>
+          <w:szCs w:val="20"/>
+        </w:rPr>
+        <w:t xml:space="preserve">작성일 2026-07-10</w:t>
       </w:r>
     </w:p>
     <w:p>
@@ -1322,9 +1335,11 @@
       </w:r>
     </w:p>
     <w:sectPr>
+      <w:headerReference w:type="default" r:id="rIdHeader"/>
       <w:footerReference w:type="default" r:id="rIdFooter"/>
       <w:pgSz w:w="11906" w:h="16838"/>
       <w:pgMar w:top="1418" w:right="1418" w:bottom="1418" w:left="1418" w:header="709" w:footer="709" w:gutter="0"/>
+      <w:titlePg/>
     </w:sectPr>
   </w:body>
 </w:document>
@@ -1371,6 +1386,44 @@
     </w:r>
   </w:p>
 </w:ftr>
+</file>
+
+<file path=word/header1.xml><?xml version="1.0" encoding="utf-8"?>
+<w:hdr xmlns:w="http://schemas.openxmlformats.org/wordprocessingml/2006/main">
+  <w:p>
+    <w:pPr>
+      <w:pBdr>
+        <w:bottom w:val="single" w:sz="4" w:space="4" w:color="D9D9D9"/>
+      </w:pBdr>
+      <w:tabs>
+        <w:tab w:val="right" w:pos="9070"/>
+      </w:tabs>
+      <w:spacing w:after="0"/>
+    </w:pPr>
+    <w:r>
+      <w:rPr>
+        <w:color w:val="A6A6A6"/>
+        <w:sz w:val="16"/>
+      </w:rPr>
+      <w:t xml:space="preserve">CEO 서명용 리스크 브리핑</w:t>
+    </w:r>
+    <w:r>
+      <w:rPr>
+        <w:color w:val="A6A6A6"/>
+        <w:sz w:val="16"/>
+      </w:rPr>
+      <w:tab/>
+    </w:r>
+    <w:r>
+      <w:rPr>
+        <w:b/>
+        <w:color w:val="D04A02"/>
+        <w:sz w:val="16"/>
+      </w:rPr>
+      <w:t>대외비</w:t>
+    </w:r>
+  </w:p>
+</w:hdr>
 </file>
 
 <file path=word/numbering.xml><?xml version="1.0" encoding="utf-8"?>

--- a/pwc/submission/outputs/sample-internal-e2e/briefing.docx
+++ b/pwc/submission/outputs/sample-internal-e2e/briefing.docx
@@ -789,16 +789,16 @@
     </w:p>
     <w:p>
       <w:pPr>
-        <w:jc w:val="both"/>
-      </w:pPr>
-      <w:r>
-        <w:rPr>
-          <w:b/>
-        </w:rPr>
-        <w:t xml:space="preserve">근거</w:t>
-      </w:r>
-      <w:r>
-        <w:t xml:space="preserve"> (2026Q2, 내부 채권 데이터):</w:t>
+        <w:spacing w:before="240" w:after="80"/>
+      </w:pPr>
+      <w:r>
+        <w:rPr>
+          <w:b/>
+          <w:color w:val="1B2A4A"/>
+          <w:sz w:val="22"/>
+          <w:szCs w:val="22"/>
+        </w:rPr>
+        <w:t xml:space="preserve">**근거** (2026Q2, 내부 채권 데이터)</w:t>
       </w:r>
     </w:p>
     <w:p>
